--- a/Eletronica I/Laboratório/PROFESSOR_EU/Laboratório 1 - Grampeadores - cálculo e simulação.docx
+++ b/Eletronica I/Laboratório/PROFESSOR_EU/Laboratório 1 - Grampeadores - cálculo e simulação.docx
@@ -71,7 +71,52 @@
           <w:sz w:val="24"/>
           <w:szCs w:val="24"/>
         </w:rPr>
-        <w:t>Data:____/_____/______</w:t>
+        <w:t>Data:__</w:t>
+      </w:r>
+      <w:r>
+        <w:rPr>
+          <w:rFonts w:ascii="Times New Roman" w:hAnsi="Times New Roman"/>
+          <w:color w:val="000000"/>
+          <w:sz w:val="24"/>
+          <w:szCs w:val="24"/>
+        </w:rPr>
+        <w:t>17</w:t>
+      </w:r>
+      <w:r>
+        <w:rPr>
+          <w:rFonts w:ascii="Times New Roman" w:hAnsi="Times New Roman"/>
+          <w:color w:val="000000"/>
+          <w:sz w:val="24"/>
+          <w:szCs w:val="24"/>
+        </w:rPr>
+        <w:t>__/_</w:t>
+      </w:r>
+      <w:r>
+        <w:rPr>
+          <w:rFonts w:ascii="Times New Roman" w:hAnsi="Times New Roman"/>
+          <w:color w:val="000000"/>
+          <w:sz w:val="24"/>
+          <w:szCs w:val="24"/>
+        </w:rPr>
+        <w:t>08</w:t>
+      </w:r>
+      <w:r>
+        <w:rPr>
+          <w:rFonts w:ascii="Times New Roman" w:hAnsi="Times New Roman"/>
+          <w:color w:val="000000"/>
+          <w:sz w:val="24"/>
+          <w:szCs w:val="24"/>
+        </w:rPr>
+        <w:t>____/______</w:t>
+      </w:r>
+      <w:r>
+        <w:rPr>
+          <w:rFonts w:ascii="Times New Roman" w:hAnsi="Times New Roman"/>
+          <w:color w:val="000000"/>
+          <w:sz w:val="24"/>
+          <w:szCs w:val="24"/>
+        </w:rPr>
+        <w:t>2026</w:t>
       </w:r>
     </w:p>
     <w:p>
@@ -141,8 +186,8 @@
         <w:tblLook w:val="04A0" w:firstRow="1" w:lastRow="0" w:firstColumn="1" w:lastColumn="0" w:noHBand="0" w:noVBand="1"/>
       </w:tblPr>
       <w:tblGrid>
-        <w:gridCol w:w="6770"/>
-        <w:gridCol w:w="1724"/>
+        <w:gridCol w:w="6771"/>
+        <w:gridCol w:w="1723"/>
       </w:tblGrid>
       <w:tr>
         <w:trPr>
@@ -226,6 +271,14 @@
                 <w:szCs w:val="24"/>
               </w:rPr>
             </w:pPr>
+            <w:r>
+              <w:rPr>
+                <w:rFonts w:ascii="Times New Roman" w:eastAsiaTheme="minorEastAsia" w:hAnsi="Times New Roman"/>
+                <w:sz w:val="24"/>
+                <w:szCs w:val="24"/>
+              </w:rPr>
+              <w:t>Emanuel Marinho Barbosa Bacelar</w:t>
+            </w:r>
           </w:p>
         </w:tc>
         <w:tc>
@@ -245,6 +298,14 @@
                 <w:szCs w:val="24"/>
               </w:rPr>
             </w:pPr>
+            <w:r>
+              <w:rPr>
+                <w:rFonts w:ascii="Times New Roman" w:eastAsiaTheme="minorEastAsia" w:hAnsi="Times New Roman"/>
+                <w:sz w:val="24"/>
+                <w:szCs w:val="24"/>
+              </w:rPr>
+              <w:t>1</w:t>
+            </w:r>
           </w:p>
         </w:tc>
       </w:tr>
@@ -631,7 +692,7 @@
     </w:p>
     <w:tbl>
       <w:tblPr>
-        <w:tblStyle w:val="Tabelacomgrade"/>
+        <w:tblStyle w:val="TableGrid"/>
         <w:tblpPr w:leftFromText="141" w:rightFromText="141" w:vertAnchor="text" w:horzAnchor="margin" w:tblpXSpec="center" w:tblpY="315"/>
         <w:tblW w:w="0" w:type="auto"/>
         <w:tblBorders>
@@ -845,7 +906,7 @@
     </w:p>
     <w:p>
       <w:pPr>
-        <w:pStyle w:val="Ttulo4"/>
+        <w:pStyle w:val="Heading4"/>
         <w:shd w:val="clear" w:color="auto" w:fill="FFFFFF"/>
         <w:spacing w:before="0" w:beforeAutospacing="0"/>
         <w:jc w:val="both"/>
@@ -856,7 +917,7 @@
     </w:p>
     <w:p>
       <w:pPr>
-        <w:pStyle w:val="Ttulo4"/>
+        <w:pStyle w:val="Heading4"/>
         <w:shd w:val="clear" w:color="auto" w:fill="FFFFFF"/>
         <w:spacing w:before="0" w:beforeAutospacing="0"/>
         <w:ind w:firstLine="708"/>
@@ -910,25 +971,7 @@
     </w:p>
     <w:p>
       <w:pPr>
-        <w:widowControl w:val="0"/>
-        <w:autoSpaceDE w:val="0"/>
-        <w:autoSpaceDN w:val="0"/>
-        <w:adjustRightInd w:val="0"/>
-        <w:spacing w:after="0" w:line="240" w:lineRule="auto"/>
-        <w:jc w:val="both"/>
-        <w:rPr>
-          <w:rFonts w:ascii="Segoe UI" w:hAnsi="Segoe UI" w:cs="Segoe UI"/>
-          <w:b/>
-          <w:bCs/>
-          <w:color w:val="000000"/>
-          <w:sz w:val="26"/>
-          <w:szCs w:val="26"/>
-        </w:rPr>
-      </w:pPr>
-    </w:p>
-    <w:p>
-      <w:pPr>
-        <w:pStyle w:val="PargrafodaLista"/>
+        <w:pStyle w:val="ListParagraph"/>
         <w:widowControl w:val="0"/>
         <w:numPr>
           <w:ilvl w:val="1"/>
@@ -1053,7 +1096,7 @@
     </w:p>
     <w:p>
       <w:pPr>
-        <w:pStyle w:val="PargrafodaLista"/>
+        <w:pStyle w:val="ListParagraph"/>
         <w:widowControl w:val="0"/>
         <w:numPr>
           <w:ilvl w:val="0"/>
@@ -1165,55 +1208,7 @@
     </w:p>
     <w:p>
       <w:pPr>
-        <w:widowControl w:val="0"/>
-        <w:autoSpaceDE w:val="0"/>
-        <w:autoSpaceDN w:val="0"/>
-        <w:adjustRightInd w:val="0"/>
-        <w:spacing w:after="0" w:line="360" w:lineRule="auto"/>
-        <w:jc w:val="both"/>
-        <w:rPr>
-          <w:rFonts w:ascii="Times New Roman" w:hAnsi="Times New Roman"/>
-          <w:color w:val="000000"/>
-          <w:sz w:val="24"/>
-          <w:szCs w:val="24"/>
-        </w:rPr>
-      </w:pPr>
-    </w:p>
-    <w:p>
-      <w:pPr>
-        <w:widowControl w:val="0"/>
-        <w:autoSpaceDE w:val="0"/>
-        <w:autoSpaceDN w:val="0"/>
-        <w:adjustRightInd w:val="0"/>
-        <w:spacing w:after="0" w:line="360" w:lineRule="auto"/>
-        <w:jc w:val="both"/>
-        <w:rPr>
-          <w:rFonts w:ascii="Times New Roman" w:hAnsi="Times New Roman"/>
-          <w:color w:val="000000"/>
-          <w:sz w:val="24"/>
-          <w:szCs w:val="24"/>
-        </w:rPr>
-      </w:pPr>
-    </w:p>
-    <w:p>
-      <w:pPr>
-        <w:widowControl w:val="0"/>
-        <w:autoSpaceDE w:val="0"/>
-        <w:autoSpaceDN w:val="0"/>
-        <w:adjustRightInd w:val="0"/>
-        <w:spacing w:after="0" w:line="360" w:lineRule="auto"/>
-        <w:jc w:val="both"/>
-        <w:rPr>
-          <w:rFonts w:ascii="Times New Roman" w:hAnsi="Times New Roman"/>
-          <w:color w:val="000000"/>
-          <w:sz w:val="24"/>
-          <w:szCs w:val="24"/>
-        </w:rPr>
-      </w:pPr>
-    </w:p>
-    <w:p>
-      <w:pPr>
-        <w:pStyle w:val="PargrafodaLista"/>
+        <w:pStyle w:val="ListParagraph"/>
         <w:widowControl w:val="0"/>
         <w:numPr>
           <w:ilvl w:val="0"/>
@@ -1271,71 +1266,7 @@
     </w:p>
     <w:p>
       <w:pPr>
-        <w:widowControl w:val="0"/>
-        <w:autoSpaceDE w:val="0"/>
-        <w:autoSpaceDN w:val="0"/>
-        <w:adjustRightInd w:val="0"/>
-        <w:spacing w:after="0" w:line="360" w:lineRule="auto"/>
-        <w:jc w:val="both"/>
-        <w:rPr>
-          <w:rFonts w:ascii="Times New Roman" w:hAnsi="Times New Roman"/>
-          <w:color w:val="000000"/>
-          <w:sz w:val="24"/>
-          <w:szCs w:val="24"/>
-        </w:rPr>
-      </w:pPr>
-    </w:p>
-    <w:p>
-      <w:pPr>
-        <w:widowControl w:val="0"/>
-        <w:autoSpaceDE w:val="0"/>
-        <w:autoSpaceDN w:val="0"/>
-        <w:adjustRightInd w:val="0"/>
-        <w:spacing w:after="0" w:line="360" w:lineRule="auto"/>
-        <w:jc w:val="both"/>
-        <w:rPr>
-          <w:rFonts w:ascii="Times New Roman" w:hAnsi="Times New Roman"/>
-          <w:color w:val="000000"/>
-          <w:sz w:val="24"/>
-          <w:szCs w:val="24"/>
-        </w:rPr>
-      </w:pPr>
-    </w:p>
-    <w:p>
-      <w:pPr>
-        <w:widowControl w:val="0"/>
-        <w:autoSpaceDE w:val="0"/>
-        <w:autoSpaceDN w:val="0"/>
-        <w:adjustRightInd w:val="0"/>
-        <w:spacing w:after="0" w:line="360" w:lineRule="auto"/>
-        <w:jc w:val="both"/>
-        <w:rPr>
-          <w:rFonts w:ascii="Times New Roman" w:hAnsi="Times New Roman"/>
-          <w:color w:val="000000"/>
-          <w:sz w:val="24"/>
-          <w:szCs w:val="24"/>
-        </w:rPr>
-      </w:pPr>
-    </w:p>
-    <w:p>
-      <w:pPr>
-        <w:widowControl w:val="0"/>
-        <w:autoSpaceDE w:val="0"/>
-        <w:autoSpaceDN w:val="0"/>
-        <w:adjustRightInd w:val="0"/>
-        <w:spacing w:after="0" w:line="360" w:lineRule="auto"/>
-        <w:jc w:val="both"/>
-        <w:rPr>
-          <w:rFonts w:ascii="Times New Roman" w:hAnsi="Times New Roman"/>
-          <w:color w:val="000000"/>
-          <w:sz w:val="24"/>
-          <w:szCs w:val="24"/>
-        </w:rPr>
-      </w:pPr>
-    </w:p>
-    <w:p>
-      <w:pPr>
-        <w:pStyle w:val="PargrafodaLista"/>
+        <w:pStyle w:val="ListParagraph"/>
         <w:widowControl w:val="0"/>
         <w:numPr>
           <w:ilvl w:val="1"/>
@@ -1441,7 +1372,7 @@
     </w:p>
     <w:p>
       <w:pPr>
-        <w:pStyle w:val="PargrafodaLista"/>
+        <w:pStyle w:val="ListParagraph"/>
         <w:widowControl w:val="0"/>
         <w:numPr>
           <w:ilvl w:val="0"/>
@@ -1490,55 +1421,7 @@
     </w:p>
     <w:p>
       <w:pPr>
-        <w:widowControl w:val="0"/>
-        <w:autoSpaceDE w:val="0"/>
-        <w:autoSpaceDN w:val="0"/>
-        <w:adjustRightInd w:val="0"/>
-        <w:spacing w:after="0" w:line="360" w:lineRule="auto"/>
-        <w:jc w:val="both"/>
-        <w:rPr>
-          <w:rFonts w:ascii="Times New Roman" w:hAnsi="Times New Roman"/>
-          <w:color w:val="000000"/>
-          <w:sz w:val="24"/>
-          <w:szCs w:val="24"/>
-        </w:rPr>
-      </w:pPr>
-    </w:p>
-    <w:p>
-      <w:pPr>
-        <w:widowControl w:val="0"/>
-        <w:autoSpaceDE w:val="0"/>
-        <w:autoSpaceDN w:val="0"/>
-        <w:adjustRightInd w:val="0"/>
-        <w:spacing w:after="0" w:line="360" w:lineRule="auto"/>
-        <w:jc w:val="both"/>
-        <w:rPr>
-          <w:rFonts w:ascii="Times New Roman" w:hAnsi="Times New Roman"/>
-          <w:color w:val="000000"/>
-          <w:sz w:val="24"/>
-          <w:szCs w:val="24"/>
-        </w:rPr>
-      </w:pPr>
-    </w:p>
-    <w:p>
-      <w:pPr>
-        <w:widowControl w:val="0"/>
-        <w:autoSpaceDE w:val="0"/>
-        <w:autoSpaceDN w:val="0"/>
-        <w:adjustRightInd w:val="0"/>
-        <w:spacing w:after="0" w:line="360" w:lineRule="auto"/>
-        <w:jc w:val="both"/>
-        <w:rPr>
-          <w:rFonts w:ascii="Times New Roman" w:hAnsi="Times New Roman"/>
-          <w:color w:val="000000"/>
-          <w:sz w:val="24"/>
-          <w:szCs w:val="24"/>
-        </w:rPr>
-      </w:pPr>
-    </w:p>
-    <w:p>
-      <w:pPr>
-        <w:pStyle w:val="PargrafodaLista"/>
+        <w:pStyle w:val="ListParagraph"/>
         <w:widowControl w:val="0"/>
         <w:numPr>
           <w:ilvl w:val="0"/>
@@ -1641,42 +1524,60 @@
           <w:szCs w:val="24"/>
         </w:rPr>
       </w:pPr>
-    </w:p>
-    <w:p>
-      <w:pPr>
-        <w:widowControl w:val="0"/>
-        <w:autoSpaceDE w:val="0"/>
-        <w:autoSpaceDN w:val="0"/>
-        <w:adjustRightInd w:val="0"/>
-        <w:spacing w:after="0" w:line="360" w:lineRule="auto"/>
-        <w:jc w:val="both"/>
-        <w:rPr>
-          <w:rFonts w:ascii="Times New Roman" w:hAnsi="Times New Roman"/>
-          <w:color w:val="000000"/>
-          <w:sz w:val="24"/>
-          <w:szCs w:val="24"/>
-        </w:rPr>
-      </w:pPr>
-    </w:p>
-    <w:p>
-      <w:pPr>
-        <w:widowControl w:val="0"/>
-        <w:autoSpaceDE w:val="0"/>
-        <w:autoSpaceDN w:val="0"/>
-        <w:adjustRightInd w:val="0"/>
-        <w:spacing w:after="0" w:line="360" w:lineRule="auto"/>
-        <w:jc w:val="both"/>
-        <w:rPr>
-          <w:rFonts w:ascii="Times New Roman" w:hAnsi="Times New Roman"/>
-          <w:color w:val="000000"/>
-          <w:sz w:val="24"/>
-          <w:szCs w:val="24"/>
-        </w:rPr>
-      </w:pPr>
-    </w:p>
-    <w:p>
-      <w:pPr>
-        <w:pStyle w:val="PargrafodaLista"/>
+      <w:r>
+        <w:rPr>
+          <w:rFonts w:ascii="Times New Roman" w:hAnsi="Times New Roman"/>
+          <w:noProof/>
+          <w:color w:val="000000"/>
+          <w:sz w:val="24"/>
+          <w:szCs w:val="24"/>
+        </w:rPr>
+        <w:drawing>
+          <wp:inline distT="0" distB="0" distL="0" distR="0" wp14:anchorId="1AE9EE42" wp14:editId="61014F7F">
+            <wp:extent cx="3270250" cy="3975100"/>
+            <wp:effectExtent l="0" t="0" r="6350" b="6350"/>
+            <wp:docPr id="814759424" name="Picture 1"/>
+            <wp:cNvGraphicFramePr>
+              <a:graphicFrameLocks xmlns:a="http://schemas.openxmlformats.org/drawingml/2006/main" noChangeAspect="1"/>
+            </wp:cNvGraphicFramePr>
+            <a:graphic xmlns:a="http://schemas.openxmlformats.org/drawingml/2006/main">
+              <a:graphicData uri="http://schemas.openxmlformats.org/drawingml/2006/picture">
+                <pic:pic xmlns:pic="http://schemas.openxmlformats.org/drawingml/2006/picture">
+                  <pic:nvPicPr>
+                    <pic:cNvPr id="814759424" name="Picture 814759424"/>
+                    <pic:cNvPicPr/>
+                  </pic:nvPicPr>
+                  <pic:blipFill>
+                    <a:blip r:embed="rId9">
+                      <a:extLst>
+                        <a:ext uri="{28A0092B-C50C-407E-A947-70E740481C1C}">
+                          <a14:useLocalDpi xmlns:a14="http://schemas.microsoft.com/office/drawing/2010/main" val="0"/>
+                        </a:ext>
+                      </a:extLst>
+                    </a:blip>
+                    <a:stretch>
+                      <a:fillRect/>
+                    </a:stretch>
+                  </pic:blipFill>
+                  <pic:spPr>
+                    <a:xfrm>
+                      <a:off x="0" y="0"/>
+                      <a:ext cx="3272466" cy="3977794"/>
+                    </a:xfrm>
+                    <a:prstGeom prst="rect">
+                      <a:avLst/>
+                    </a:prstGeom>
+                  </pic:spPr>
+                </pic:pic>
+              </a:graphicData>
+            </a:graphic>
+          </wp:inline>
+        </w:drawing>
+      </w:r>
+    </w:p>
+    <w:p>
+      <w:pPr>
+        <w:pStyle w:val="ListParagraph"/>
         <w:widowControl w:val="0"/>
         <w:numPr>
           <w:ilvl w:val="1"/>
@@ -1701,6 +1602,7 @@
           <w:sz w:val="24"/>
           <w:szCs w:val="24"/>
         </w:rPr>
+        <w:lastRenderedPageBreak/>
         <w:t xml:space="preserve"> </w:t>
       </w:r>
       <w:r>
@@ -1878,7 +1780,6 @@
           <w:sz w:val="24"/>
           <w:szCs w:val="24"/>
         </w:rPr>
-        <w:lastRenderedPageBreak/>
         <w:t xml:space="preserve">Gráficos do </w:t>
       </w:r>
       <w:r>
@@ -1904,13 +1805,13 @@
     </w:p>
     <w:tbl>
       <w:tblPr>
-        <w:tblStyle w:val="Tabelacomgrade"/>
+        <w:tblStyle w:val="TableGrid"/>
         <w:tblW w:w="0" w:type="auto"/>
         <w:tblLook w:val="04A0" w:firstRow="1" w:lastRow="0" w:firstColumn="1" w:lastColumn="0" w:noHBand="0" w:noVBand="1"/>
       </w:tblPr>
       <w:tblGrid>
-        <w:gridCol w:w="4247"/>
-        <w:gridCol w:w="4247"/>
+        <w:gridCol w:w="4168"/>
+        <w:gridCol w:w="4326"/>
       </w:tblGrid>
       <w:tr>
         <w:tc>
@@ -1933,31 +1834,45 @@
               </w:rPr>
             </w:pPr>
             <w:r>
-              <w:object w:dxaOrig="3110" w:dyaOrig="7350" w14:anchorId="78068CD2">
-                <v:shapetype id="_x0000_t75" coordsize="21600,21600" o:spt="75" o:preferrelative="t" path="m@4@5l@4@11@9@11@9@5xe" filled="f" stroked="f">
-                  <v:stroke joinstyle="miter"/>
-                  <v:formulas>
-                    <v:f eqn="if lineDrawn pixelLineWidth 0"/>
-                    <v:f eqn="sum @0 1 0"/>
-                    <v:f eqn="sum 0 0 @1"/>
-                    <v:f eqn="prod @2 1 2"/>
-                    <v:f eqn="prod @3 21600 pixelWidth"/>
-                    <v:f eqn="prod @3 21600 pixelHeight"/>
-                    <v:f eqn="sum @0 0 1"/>
-                    <v:f eqn="prod @6 1 2"/>
-                    <v:f eqn="prod @7 21600 pixelWidth"/>
-                    <v:f eqn="sum @8 21600 0"/>
-                    <v:f eqn="prod @7 21600 pixelHeight"/>
-                    <v:f eqn="sum @10 21600 0"/>
-                  </v:formulas>
-                  <v:path o:extrusionok="f" gradientshapeok="t" o:connecttype="rect"/>
-                  <o:lock v:ext="edit" aspectratio="t"/>
-                </v:shapetype>
-                <v:shape id="_x0000_i1025" type="#_x0000_t75" style="width:155.45pt;height:367.5pt" o:ole="">
-                  <v:imagedata r:id="rId9" o:title=""/>
-                </v:shape>
-                <o:OLEObject Type="Embed" ProgID="PBrush" ShapeID="_x0000_i1025" DrawAspect="Content" ObjectID="_1846850571" r:id="rId10"/>
-              </w:object>
+              <w:rPr>
+                <w:noProof/>
+                <w:sz w:val="20"/>
+              </w:rPr>
+              <w:drawing>
+                <wp:inline distT="0" distB="0" distL="0" distR="0" wp14:anchorId="4A27FA26" wp14:editId="54D0B66A">
+                  <wp:extent cx="2341880" cy="6395910"/>
+                  <wp:effectExtent l="0" t="0" r="1270" b="5080"/>
+                  <wp:docPr id="9" name="Image 9"/>
+                  <wp:cNvGraphicFramePr>
+                    <a:graphicFrameLocks xmlns:a="http://schemas.openxmlformats.org/drawingml/2006/main"/>
+                  </wp:cNvGraphicFramePr>
+                  <a:graphic xmlns:a="http://schemas.openxmlformats.org/drawingml/2006/main">
+                    <a:graphicData uri="http://schemas.openxmlformats.org/drawingml/2006/picture">
+                      <pic:pic xmlns:pic="http://schemas.openxmlformats.org/drawingml/2006/picture">
+                        <pic:nvPicPr>
+                          <pic:cNvPr id="9" name="Image 9"/>
+                          <pic:cNvPicPr/>
+                        </pic:nvPicPr>
+                        <pic:blipFill>
+                          <a:blip r:embed="rId10" cstate="print"/>
+                          <a:stretch>
+                            <a:fillRect/>
+                          </a:stretch>
+                        </pic:blipFill>
+                        <pic:spPr>
+                          <a:xfrm>
+                            <a:off x="0" y="0"/>
+                            <a:ext cx="2344493" cy="6403047"/>
+                          </a:xfrm>
+                          <a:prstGeom prst="rect">
+                            <a:avLst/>
+                          </a:prstGeom>
+                        </pic:spPr>
+                      </pic:pic>
+                    </a:graphicData>
+                  </a:graphic>
+                </wp:inline>
+              </w:drawing>
             </w:r>
           </w:p>
         </w:tc>
@@ -1981,12 +1896,45 @@
               </w:rPr>
             </w:pPr>
             <w:r>
-              <w:object w:dxaOrig="3110" w:dyaOrig="7350" w14:anchorId="2E55486E">
-                <v:shape id="_x0000_i1026" type="#_x0000_t75" style="width:155.45pt;height:367.5pt" o:ole="">
-                  <v:imagedata r:id="rId9" o:title=""/>
-                </v:shape>
-                <o:OLEObject Type="Embed" ProgID="PBrush" ShapeID="_x0000_i1026" DrawAspect="Content" ObjectID="_1846850572" r:id="rId11"/>
-              </w:object>
+              <w:rPr>
+                <w:noProof/>
+                <w:sz w:val="20"/>
+              </w:rPr>
+              <w:drawing>
+                <wp:inline distT="0" distB="0" distL="0" distR="0" wp14:anchorId="7244E2CB" wp14:editId="57BD7444">
+                  <wp:extent cx="2580415" cy="6429375"/>
+                  <wp:effectExtent l="0" t="0" r="0" b="0"/>
+                  <wp:docPr id="10" name="Image 10"/>
+                  <wp:cNvGraphicFramePr>
+                    <a:graphicFrameLocks xmlns:a="http://schemas.openxmlformats.org/drawingml/2006/main"/>
+                  </wp:cNvGraphicFramePr>
+                  <a:graphic xmlns:a="http://schemas.openxmlformats.org/drawingml/2006/main">
+                    <a:graphicData uri="http://schemas.openxmlformats.org/drawingml/2006/picture">
+                      <pic:pic xmlns:pic="http://schemas.openxmlformats.org/drawingml/2006/picture">
+                        <pic:nvPicPr>
+                          <pic:cNvPr id="10" name="Image 10"/>
+                          <pic:cNvPicPr/>
+                        </pic:nvPicPr>
+                        <pic:blipFill>
+                          <a:blip r:embed="rId11" cstate="print"/>
+                          <a:stretch>
+                            <a:fillRect/>
+                          </a:stretch>
+                        </pic:blipFill>
+                        <pic:spPr>
+                          <a:xfrm>
+                            <a:off x="0" y="0"/>
+                            <a:ext cx="2580415" cy="6429375"/>
+                          </a:xfrm>
+                          <a:prstGeom prst="rect">
+                            <a:avLst/>
+                          </a:prstGeom>
+                        </pic:spPr>
+                      </pic:pic>
+                    </a:graphicData>
+                  </a:graphic>
+                </wp:inline>
+              </w:drawing>
             </w:r>
           </w:p>
         </w:tc>
@@ -2266,7 +2214,32 @@
           <w:sz w:val="24"/>
           <w:szCs w:val="24"/>
         </w:rPr>
-        <w:t>Nesta experiência use o osciloscópio para visualizar os gráficos. Assim, ajuste o  canais Ch1 (</w:t>
+        <w:t>Nesta experiência use o osciloscópio para visualizar os gráficos. Assim, ajuste o</w:t>
+      </w:r>
+      <w:r>
+        <w:rPr>
+          <w:rFonts w:ascii="Times New Roman" w:hAnsi="Times New Roman"/>
+          <w:sz w:val="24"/>
+          <w:szCs w:val="24"/>
+        </w:rPr>
+        <w:t>s</w:t>
+      </w:r>
+      <w:r>
+        <w:rPr>
+          <w:rFonts w:ascii="Times New Roman" w:hAnsi="Times New Roman"/>
+          <w:sz w:val="24"/>
+          <w:szCs w:val="24"/>
+        </w:rPr>
+        <w:t xml:space="preserve"> </w:t>
+      </w:r>
+      <w:r>
+        <w:rPr>
+          <w:rFonts w:ascii="Times New Roman" w:hAnsi="Times New Roman"/>
+          <w:sz w:val="24"/>
+          <w:szCs w:val="24"/>
+        </w:rPr>
+        <w:lastRenderedPageBreak/>
+        <w:t>canais Ch1 (</w:t>
       </w:r>
       <m:oMath>
         <m:sSub>
@@ -2429,7 +2402,7 @@
     </w:p>
     <w:p>
       <w:pPr>
-        <w:pStyle w:val="PargrafodaLista"/>
+        <w:pStyle w:val="ListParagraph"/>
         <w:widowControl w:val="0"/>
         <w:numPr>
           <w:ilvl w:val="0"/>
@@ -2675,6 +2648,56 @@
           <w:szCs w:val="24"/>
         </w:rPr>
       </w:pPr>
+      <w:r>
+        <w:rPr>
+          <w:b/>
+          <w:noProof/>
+          <w:sz w:val="20"/>
+        </w:rPr>
+        <w:drawing>
+          <wp:anchor distT="0" distB="0" distL="0" distR="0" simplePos="0" relativeHeight="251659264" behindDoc="1" locked="0" layoutInCell="1" allowOverlap="1" wp14:anchorId="78B55506" wp14:editId="5F8BC49C">
+            <wp:simplePos x="0" y="0"/>
+            <wp:positionH relativeFrom="margin">
+              <wp:posOffset>0</wp:posOffset>
+            </wp:positionH>
+            <wp:positionV relativeFrom="paragraph">
+              <wp:posOffset>2355215</wp:posOffset>
+            </wp:positionV>
+            <wp:extent cx="3588385" cy="6525895"/>
+            <wp:effectExtent l="0" t="0" r="0" b="8255"/>
+            <wp:wrapTopAndBottom/>
+            <wp:docPr id="11" name="Image 11"/>
+            <wp:cNvGraphicFramePr>
+              <a:graphicFrameLocks xmlns:a="http://schemas.openxmlformats.org/drawingml/2006/main"/>
+            </wp:cNvGraphicFramePr>
+            <a:graphic xmlns:a="http://schemas.openxmlformats.org/drawingml/2006/main">
+              <a:graphicData uri="http://schemas.openxmlformats.org/drawingml/2006/picture">
+                <pic:pic xmlns:pic="http://schemas.openxmlformats.org/drawingml/2006/picture">
+                  <pic:nvPicPr>
+                    <pic:cNvPr id="11" name="Image 11"/>
+                    <pic:cNvPicPr/>
+                  </pic:nvPicPr>
+                  <pic:blipFill>
+                    <a:blip r:embed="rId13" cstate="print"/>
+                    <a:stretch>
+                      <a:fillRect/>
+                    </a:stretch>
+                  </pic:blipFill>
+                  <pic:spPr>
+                    <a:xfrm>
+                      <a:off x="0" y="0"/>
+                      <a:ext cx="3588385" cy="6525895"/>
+                    </a:xfrm>
+                    <a:prstGeom prst="rect">
+                      <a:avLst/>
+                    </a:prstGeom>
+                  </pic:spPr>
+                </pic:pic>
+              </a:graphicData>
+            </a:graphic>
+          </wp:anchor>
+        </w:drawing>
+      </w:r>
     </w:p>
     <w:p>
       <w:pPr>
@@ -2737,16 +2760,50 @@
         <w:autoSpaceDN w:val="0"/>
         <w:adjustRightInd w:val="0"/>
         <w:spacing w:after="0" w:line="360" w:lineRule="auto"/>
-        <w:ind w:firstLine="708"/>
-        <w:jc w:val="both"/>
-        <w:rPr>
-          <w:rFonts w:ascii="Times New Roman" w:hAnsi="Times New Roman"/>
-          <w:b/>
-          <w:color w:val="000000"/>
-          <w:sz w:val="24"/>
-          <w:szCs w:val="24"/>
-        </w:rPr>
-      </w:pPr>
+        <w:rPr>
+          <w:rFonts w:ascii="Times New Roman" w:hAnsi="Times New Roman"/>
+          <w:color w:val="E36C0A" w:themeColor="accent6" w:themeShade="BF"/>
+          <w:sz w:val="24"/>
+          <w:szCs w:val="24"/>
+        </w:rPr>
+      </w:pPr>
+      <w:r>
+        <w:rPr>
+          <w:rFonts w:ascii="Times New Roman" w:hAnsi="Times New Roman"/>
+          <w:color w:val="000000"/>
+          <w:sz w:val="24"/>
+          <w:szCs w:val="24"/>
+        </w:rPr>
+        <w:lastRenderedPageBreak/>
+        <w:t>Figura 2 – Gráficos de Vi, Vc(t)  e  Vo(t) para R=</w:t>
+      </w:r>
+      <w:r>
+        <w:rPr>
+          <w:rFonts w:ascii="Times New Roman" w:hAnsi="Times New Roman"/>
+          <w:color w:val="000000"/>
+          <w:sz w:val="24"/>
+          <w:szCs w:val="24"/>
+        </w:rPr>
+        <w:t xml:space="preserve"> 2,2</w:t>
+      </w:r>
+      <w:r>
+        <w:rPr>
+          <w:rFonts w:ascii="Times New Roman" w:hAnsi="Times New Roman"/>
+          <w:color w:val="000000"/>
+          <w:sz w:val="24"/>
+          <w:szCs w:val="24"/>
+        </w:rPr>
+        <w:t>kΩ</w:t>
+      </w:r>
+      <w:r>
+        <w:rPr>
+          <w:rFonts w:ascii="Times New Roman" w:hAnsi="Times New Roman"/>
+          <w:color w:val="000000"/>
+          <w:sz w:val="24"/>
+          <w:szCs w:val="24"/>
+        </w:rPr>
+        <w:t xml:space="preserve"> </w:t>
+      </w:r>
     </w:p>
     <w:p>
       <w:pPr>
@@ -2755,16 +2812,115 @@
         <w:autoSpaceDN w:val="0"/>
         <w:adjustRightInd w:val="0"/>
         <w:spacing w:after="0" w:line="360" w:lineRule="auto"/>
-        <w:ind w:firstLine="708"/>
-        <w:jc w:val="both"/>
-        <w:rPr>
-          <w:rFonts w:ascii="Times New Roman" w:hAnsi="Times New Roman"/>
-          <w:b/>
-          <w:color w:val="000000"/>
-          <w:sz w:val="24"/>
-          <w:szCs w:val="24"/>
-        </w:rPr>
-      </w:pPr>
+        <w:rPr>
+          <w:rFonts w:ascii="Times New Roman" w:hAnsi="Times New Roman"/>
+          <w:color w:val="000000"/>
+          <w:sz w:val="24"/>
+          <w:szCs w:val="24"/>
+        </w:rPr>
+      </w:pPr>
+      <w:r>
+        <w:rPr>
+          <w:noProof/>
+          <w:sz w:val="20"/>
+        </w:rPr>
+        <w:drawing>
+          <wp:inline distT="0" distB="0" distL="0" distR="0" wp14:anchorId="457F1A9B" wp14:editId="382C9330">
+            <wp:extent cx="4584589" cy="8382000"/>
+            <wp:effectExtent l="0" t="0" r="0" b="0"/>
+            <wp:docPr id="12" name="Image 12"/>
+            <wp:cNvGraphicFramePr>
+              <a:graphicFrameLocks xmlns:a="http://schemas.openxmlformats.org/drawingml/2006/main"/>
+            </wp:cNvGraphicFramePr>
+            <a:graphic xmlns:a="http://schemas.openxmlformats.org/drawingml/2006/main">
+              <a:graphicData uri="http://schemas.openxmlformats.org/drawingml/2006/picture">
+                <pic:pic xmlns:pic="http://schemas.openxmlformats.org/drawingml/2006/picture">
+                  <pic:nvPicPr>
+                    <pic:cNvPr id="12" name="Image 12"/>
+                    <pic:cNvPicPr/>
+                  </pic:nvPicPr>
+                  <pic:blipFill>
+                    <a:blip r:embed="rId14" cstate="print"/>
+                    <a:stretch>
+                      <a:fillRect/>
+                    </a:stretch>
+                  </pic:blipFill>
+                  <pic:spPr>
+                    <a:xfrm>
+                      <a:off x="0" y="0"/>
+                      <a:ext cx="4584589" cy="8382000"/>
+                    </a:xfrm>
+                    <a:prstGeom prst="rect">
+                      <a:avLst/>
+                    </a:prstGeom>
+                  </pic:spPr>
+                </pic:pic>
+              </a:graphicData>
+            </a:graphic>
+          </wp:inline>
+        </w:drawing>
+      </w:r>
+    </w:p>
+    <w:p>
+      <w:pPr>
+        <w:widowControl w:val="0"/>
+        <w:autoSpaceDE w:val="0"/>
+        <w:autoSpaceDN w:val="0"/>
+        <w:adjustRightInd w:val="0"/>
+        <w:spacing w:after="0" w:line="360" w:lineRule="auto"/>
+        <w:rPr>
+          <w:rFonts w:ascii="Times New Roman" w:hAnsi="Times New Roman"/>
+          <w:color w:val="000000"/>
+          <w:sz w:val="24"/>
+          <w:szCs w:val="24"/>
+        </w:rPr>
+      </w:pPr>
+      <w:r>
+        <w:rPr>
+          <w:rFonts w:ascii="Times New Roman" w:hAnsi="Times New Roman"/>
+          <w:color w:val="000000"/>
+          <w:sz w:val="24"/>
+          <w:szCs w:val="24"/>
+        </w:rPr>
+        <w:lastRenderedPageBreak/>
+        <w:t xml:space="preserve">Figura </w:t>
+      </w:r>
+      <w:r>
+        <w:rPr>
+          <w:rFonts w:ascii="Times New Roman" w:hAnsi="Times New Roman"/>
+          <w:color w:val="000000"/>
+          <w:sz w:val="24"/>
+          <w:szCs w:val="24"/>
+        </w:rPr>
+        <w:t>3</w:t>
+      </w:r>
+      <w:r>
+        <w:rPr>
+          <w:rFonts w:ascii="Times New Roman" w:hAnsi="Times New Roman"/>
+          <w:color w:val="000000"/>
+          <w:sz w:val="24"/>
+          <w:szCs w:val="24"/>
+        </w:rPr>
+        <w:t xml:space="preserve"> – Gráficos de Vi, Vc(t)  e  Vo(t) para R= </w:t>
+      </w:r>
+      <w:r>
+        <w:rPr>
+          <w:rFonts w:ascii="Times New Roman" w:hAnsi="Times New Roman"/>
+          <w:color w:val="000000"/>
+          <w:sz w:val="24"/>
+          <w:szCs w:val="24"/>
+        </w:rPr>
+        <w:t>220</w:t>
+      </w:r>
+      <w:r>
+        <w:rPr>
+          <w:rFonts w:ascii="Times New Roman" w:hAnsi="Times New Roman"/>
+          <w:color w:val="000000"/>
+          <w:sz w:val="24"/>
+          <w:szCs w:val="24"/>
+        </w:rPr>
+        <w:t>kΩ</w:t>
+      </w:r>
     </w:p>
     <w:p>
       <w:pPr>
@@ -2777,407 +2933,6 @@
         <w:rPr>
           <w:rFonts w:ascii="Times New Roman" w:hAnsi="Times New Roman"/>
           <w:color w:val="000000"/>
-          <w:sz w:val="24"/>
-          <w:szCs w:val="24"/>
-        </w:rPr>
-      </w:pPr>
-      <w:r>
-        <w:rPr>
-          <w:rFonts w:ascii="Times New Roman" w:hAnsi="Times New Roman"/>
-          <w:color w:val="000000"/>
-          <w:sz w:val="24"/>
-          <w:szCs w:val="24"/>
-        </w:rPr>
-        <w:t>Figura 2 – Gráficos de Vi, Vc(t)  e  Vo(t) para R=</w:t>
-      </w:r>
-      <w:r>
-        <w:rPr>
-          <w:rFonts w:ascii="Times New Roman" w:hAnsi="Times New Roman"/>
-          <w:color w:val="000000"/>
-          <w:sz w:val="24"/>
-          <w:szCs w:val="24"/>
-        </w:rPr>
-        <w:t xml:space="preserve"> 2,2</w:t>
-      </w:r>
-      <w:r>
-        <w:rPr>
-          <w:rFonts w:ascii="Times New Roman" w:hAnsi="Times New Roman"/>
-          <w:color w:val="000000"/>
-          <w:sz w:val="24"/>
-          <w:szCs w:val="24"/>
-        </w:rPr>
-        <w:t>kΩ</w:t>
-      </w:r>
-      <w:r>
-        <w:rPr>
-          <w:rFonts w:ascii="Times New Roman" w:hAnsi="Times New Roman"/>
-          <w:color w:val="000000"/>
-          <w:sz w:val="24"/>
-          <w:szCs w:val="24"/>
-        </w:rPr>
-        <w:t xml:space="preserve">  </w:t>
-      </w:r>
-      <w:r>
-        <w:rPr>
-          <w:rFonts w:ascii="Times New Roman" w:hAnsi="Times New Roman"/>
-          <w:color w:val="E36C0A" w:themeColor="accent6" w:themeShade="BF"/>
-          <w:sz w:val="24"/>
-          <w:szCs w:val="24"/>
-        </w:rPr>
-        <w:t>(imagem do simulador)</w:t>
-      </w:r>
-    </w:p>
-    <w:p>
-      <w:pPr>
-        <w:widowControl w:val="0"/>
-        <w:autoSpaceDE w:val="0"/>
-        <w:autoSpaceDN w:val="0"/>
-        <w:adjustRightInd w:val="0"/>
-        <w:spacing w:after="0" w:line="360" w:lineRule="auto"/>
-        <w:ind w:firstLine="708"/>
-        <w:jc w:val="both"/>
-        <w:rPr>
-          <w:rFonts w:ascii="Times New Roman" w:hAnsi="Times New Roman"/>
-          <w:color w:val="000000"/>
-          <w:sz w:val="24"/>
-          <w:szCs w:val="24"/>
-        </w:rPr>
-      </w:pPr>
-    </w:p>
-    <w:p>
-      <w:pPr>
-        <w:widowControl w:val="0"/>
-        <w:autoSpaceDE w:val="0"/>
-        <w:autoSpaceDN w:val="0"/>
-        <w:adjustRightInd w:val="0"/>
-        <w:spacing w:after="0" w:line="360" w:lineRule="auto"/>
-        <w:ind w:firstLine="708"/>
-        <w:jc w:val="both"/>
-        <w:rPr>
-          <w:rFonts w:ascii="Times New Roman" w:hAnsi="Times New Roman"/>
-          <w:color w:val="000000"/>
-          <w:sz w:val="24"/>
-          <w:szCs w:val="24"/>
-        </w:rPr>
-      </w:pPr>
-    </w:p>
-    <w:p>
-      <w:pPr>
-        <w:widowControl w:val="0"/>
-        <w:autoSpaceDE w:val="0"/>
-        <w:autoSpaceDN w:val="0"/>
-        <w:adjustRightInd w:val="0"/>
-        <w:spacing w:after="0" w:line="360" w:lineRule="auto"/>
-        <w:ind w:firstLine="708"/>
-        <w:jc w:val="both"/>
-        <w:rPr>
-          <w:rFonts w:ascii="Times New Roman" w:hAnsi="Times New Roman"/>
-          <w:color w:val="000000"/>
-          <w:sz w:val="24"/>
-          <w:szCs w:val="24"/>
-        </w:rPr>
-      </w:pPr>
-    </w:p>
-    <w:p>
-      <w:pPr>
-        <w:widowControl w:val="0"/>
-        <w:autoSpaceDE w:val="0"/>
-        <w:autoSpaceDN w:val="0"/>
-        <w:adjustRightInd w:val="0"/>
-        <w:spacing w:after="0" w:line="360" w:lineRule="auto"/>
-        <w:ind w:firstLine="708"/>
-        <w:jc w:val="both"/>
-        <w:rPr>
-          <w:rFonts w:ascii="Times New Roman" w:hAnsi="Times New Roman"/>
-          <w:color w:val="000000"/>
-          <w:sz w:val="24"/>
-          <w:szCs w:val="24"/>
-        </w:rPr>
-      </w:pPr>
-    </w:p>
-    <w:p>
-      <w:pPr>
-        <w:widowControl w:val="0"/>
-        <w:autoSpaceDE w:val="0"/>
-        <w:autoSpaceDN w:val="0"/>
-        <w:adjustRightInd w:val="0"/>
-        <w:spacing w:after="0" w:line="360" w:lineRule="auto"/>
-        <w:ind w:firstLine="708"/>
-        <w:jc w:val="both"/>
-        <w:rPr>
-          <w:rFonts w:ascii="Times New Roman" w:hAnsi="Times New Roman"/>
-          <w:color w:val="000000"/>
-          <w:sz w:val="24"/>
-          <w:szCs w:val="24"/>
-        </w:rPr>
-      </w:pPr>
-    </w:p>
-    <w:p>
-      <w:pPr>
-        <w:widowControl w:val="0"/>
-        <w:autoSpaceDE w:val="0"/>
-        <w:autoSpaceDN w:val="0"/>
-        <w:adjustRightInd w:val="0"/>
-        <w:spacing w:after="0" w:line="360" w:lineRule="auto"/>
-        <w:ind w:firstLine="708"/>
-        <w:jc w:val="both"/>
-        <w:rPr>
-          <w:rFonts w:ascii="Times New Roman" w:hAnsi="Times New Roman"/>
-          <w:color w:val="000000"/>
-          <w:sz w:val="24"/>
-          <w:szCs w:val="24"/>
-        </w:rPr>
-      </w:pPr>
-    </w:p>
-    <w:p>
-      <w:pPr>
-        <w:widowControl w:val="0"/>
-        <w:autoSpaceDE w:val="0"/>
-        <w:autoSpaceDN w:val="0"/>
-        <w:adjustRightInd w:val="0"/>
-        <w:spacing w:after="0" w:line="360" w:lineRule="auto"/>
-        <w:jc w:val="center"/>
-        <w:rPr>
-          <w:rFonts w:ascii="Times New Roman" w:hAnsi="Times New Roman"/>
-          <w:color w:val="E36C0A" w:themeColor="accent6" w:themeShade="BF"/>
-          <w:sz w:val="24"/>
-          <w:szCs w:val="24"/>
-        </w:rPr>
-      </w:pPr>
-      <w:r>
-        <w:rPr>
-          <w:rFonts w:ascii="Times New Roman" w:hAnsi="Times New Roman"/>
-          <w:color w:val="000000"/>
-          <w:sz w:val="24"/>
-          <w:szCs w:val="24"/>
-        </w:rPr>
-        <w:t xml:space="preserve">Figura </w:t>
-      </w:r>
-      <w:r>
-        <w:rPr>
-          <w:rFonts w:ascii="Times New Roman" w:hAnsi="Times New Roman"/>
-          <w:color w:val="000000"/>
-          <w:sz w:val="24"/>
-          <w:szCs w:val="24"/>
-        </w:rPr>
-        <w:t>3</w:t>
-      </w:r>
-      <w:r>
-        <w:rPr>
-          <w:rFonts w:ascii="Times New Roman" w:hAnsi="Times New Roman"/>
-          <w:color w:val="000000"/>
-          <w:sz w:val="24"/>
-          <w:szCs w:val="24"/>
-        </w:rPr>
-        <w:t xml:space="preserve"> – Gráficos de Vi, Vc(t)  e  Vo(t) para R= </w:t>
-      </w:r>
-      <w:r>
-        <w:rPr>
-          <w:rFonts w:ascii="Times New Roman" w:hAnsi="Times New Roman"/>
-          <w:color w:val="000000"/>
-          <w:sz w:val="24"/>
-          <w:szCs w:val="24"/>
-        </w:rPr>
-        <w:t>220</w:t>
-      </w:r>
-      <w:r>
-        <w:rPr>
-          <w:rFonts w:ascii="Times New Roman" w:hAnsi="Times New Roman"/>
-          <w:color w:val="000000"/>
-          <w:sz w:val="24"/>
-          <w:szCs w:val="24"/>
-        </w:rPr>
-        <w:t>kΩ</w:t>
-      </w:r>
-      <w:r>
-        <w:rPr>
-          <w:rFonts w:ascii="Times New Roman" w:hAnsi="Times New Roman"/>
-          <w:color w:val="000000"/>
-          <w:sz w:val="24"/>
-          <w:szCs w:val="24"/>
-        </w:rPr>
-        <w:t xml:space="preserve"> </w:t>
-      </w:r>
-      <w:r>
-        <w:rPr>
-          <w:rFonts w:ascii="Times New Roman" w:hAnsi="Times New Roman"/>
-          <w:color w:val="E36C0A" w:themeColor="accent6" w:themeShade="BF"/>
-          <w:sz w:val="24"/>
-          <w:szCs w:val="24"/>
-        </w:rPr>
-        <w:t>(imagem do simulador)</w:t>
-      </w:r>
-    </w:p>
-    <w:p>
-      <w:pPr>
-        <w:widowControl w:val="0"/>
-        <w:autoSpaceDE w:val="0"/>
-        <w:autoSpaceDN w:val="0"/>
-        <w:adjustRightInd w:val="0"/>
-        <w:spacing w:after="0" w:line="360" w:lineRule="auto"/>
-        <w:jc w:val="center"/>
-        <w:rPr>
-          <w:rFonts w:ascii="Times New Roman" w:hAnsi="Times New Roman"/>
-          <w:color w:val="000000"/>
-          <w:sz w:val="24"/>
-          <w:szCs w:val="24"/>
-        </w:rPr>
-      </w:pPr>
-    </w:p>
-    <w:p>
-      <w:pPr>
-        <w:widowControl w:val="0"/>
-        <w:autoSpaceDE w:val="0"/>
-        <w:autoSpaceDN w:val="0"/>
-        <w:adjustRightInd w:val="0"/>
-        <w:spacing w:after="0" w:line="360" w:lineRule="auto"/>
-        <w:jc w:val="center"/>
-        <w:rPr>
-          <w:rFonts w:ascii="Times New Roman" w:hAnsi="Times New Roman"/>
-          <w:color w:val="000000"/>
-          <w:sz w:val="24"/>
-          <w:szCs w:val="24"/>
-        </w:rPr>
-      </w:pPr>
-    </w:p>
-    <w:p>
-      <w:pPr>
-        <w:widowControl w:val="0"/>
-        <w:autoSpaceDE w:val="0"/>
-        <w:autoSpaceDN w:val="0"/>
-        <w:adjustRightInd w:val="0"/>
-        <w:spacing w:after="0" w:line="360" w:lineRule="auto"/>
-        <w:jc w:val="center"/>
-        <w:rPr>
-          <w:rFonts w:ascii="Times New Roman" w:hAnsi="Times New Roman"/>
-          <w:color w:val="000000"/>
-          <w:sz w:val="24"/>
-          <w:szCs w:val="24"/>
-        </w:rPr>
-      </w:pPr>
-    </w:p>
-    <w:p>
-      <w:pPr>
-        <w:widowControl w:val="0"/>
-        <w:autoSpaceDE w:val="0"/>
-        <w:autoSpaceDN w:val="0"/>
-        <w:adjustRightInd w:val="0"/>
-        <w:spacing w:after="0" w:line="360" w:lineRule="auto"/>
-        <w:jc w:val="center"/>
-        <w:rPr>
-          <w:rFonts w:ascii="Times New Roman" w:hAnsi="Times New Roman"/>
-          <w:color w:val="000000"/>
-          <w:sz w:val="24"/>
-          <w:szCs w:val="24"/>
-        </w:rPr>
-      </w:pPr>
-    </w:p>
-    <w:p>
-      <w:pPr>
-        <w:widowControl w:val="0"/>
-        <w:autoSpaceDE w:val="0"/>
-        <w:autoSpaceDN w:val="0"/>
-        <w:adjustRightInd w:val="0"/>
-        <w:spacing w:after="0" w:line="360" w:lineRule="auto"/>
-        <w:jc w:val="center"/>
-        <w:rPr>
-          <w:rFonts w:ascii="Times New Roman" w:hAnsi="Times New Roman"/>
-          <w:color w:val="000000"/>
-          <w:sz w:val="24"/>
-          <w:szCs w:val="24"/>
-        </w:rPr>
-      </w:pPr>
-    </w:p>
-    <w:p>
-      <w:pPr>
-        <w:widowControl w:val="0"/>
-        <w:autoSpaceDE w:val="0"/>
-        <w:autoSpaceDN w:val="0"/>
-        <w:adjustRightInd w:val="0"/>
-        <w:spacing w:after="0" w:line="360" w:lineRule="auto"/>
-        <w:jc w:val="center"/>
-        <w:rPr>
-          <w:rFonts w:ascii="Times New Roman" w:hAnsi="Times New Roman"/>
-          <w:color w:val="EEECE1" w:themeColor="background2"/>
-          <w:sz w:val="24"/>
-          <w:szCs w:val="24"/>
-        </w:rPr>
-      </w:pPr>
-    </w:p>
-    <w:p>
-      <w:pPr>
-        <w:widowControl w:val="0"/>
-        <w:autoSpaceDE w:val="0"/>
-        <w:autoSpaceDN w:val="0"/>
-        <w:adjustRightInd w:val="0"/>
-        <w:spacing w:after="0" w:line="360" w:lineRule="auto"/>
-        <w:jc w:val="center"/>
-        <w:rPr>
-          <w:rFonts w:ascii="Times New Roman" w:hAnsi="Times New Roman"/>
-          <w:color w:val="EEECE1" w:themeColor="background2"/>
-          <w:sz w:val="24"/>
-          <w:szCs w:val="24"/>
-        </w:rPr>
-      </w:pPr>
-    </w:p>
-    <w:p>
-      <w:pPr>
-        <w:widowControl w:val="0"/>
-        <w:autoSpaceDE w:val="0"/>
-        <w:autoSpaceDN w:val="0"/>
-        <w:adjustRightInd w:val="0"/>
-        <w:spacing w:after="0" w:line="360" w:lineRule="auto"/>
-        <w:jc w:val="center"/>
-        <w:rPr>
-          <w:rFonts w:ascii="Times New Roman" w:hAnsi="Times New Roman"/>
-          <w:color w:val="EEECE1" w:themeColor="background2"/>
-          <w:sz w:val="24"/>
-          <w:szCs w:val="24"/>
-        </w:rPr>
-      </w:pPr>
-    </w:p>
-    <w:p>
-      <w:pPr>
-        <w:widowControl w:val="0"/>
-        <w:autoSpaceDE w:val="0"/>
-        <w:autoSpaceDN w:val="0"/>
-        <w:adjustRightInd w:val="0"/>
-        <w:spacing w:after="0" w:line="360" w:lineRule="auto"/>
-        <w:jc w:val="center"/>
-        <w:rPr>
-          <w:rFonts w:ascii="Times New Roman" w:hAnsi="Times New Roman"/>
-          <w:color w:val="EEECE1" w:themeColor="background2"/>
-          <w:sz w:val="24"/>
-          <w:szCs w:val="24"/>
-        </w:rPr>
-      </w:pPr>
-    </w:p>
-    <w:p>
-      <w:pPr>
-        <w:widowControl w:val="0"/>
-        <w:autoSpaceDE w:val="0"/>
-        <w:autoSpaceDN w:val="0"/>
-        <w:adjustRightInd w:val="0"/>
-        <w:spacing w:after="0" w:line="360" w:lineRule="auto"/>
-        <w:jc w:val="center"/>
-        <w:rPr>
-          <w:rFonts w:ascii="Times New Roman" w:hAnsi="Times New Roman"/>
-          <w:color w:val="EEECE1" w:themeColor="background2"/>
-          <w:sz w:val="24"/>
-          <w:szCs w:val="24"/>
-        </w:rPr>
-      </w:pPr>
-    </w:p>
-    <w:p>
-      <w:pPr>
-        <w:widowControl w:val="0"/>
-        <w:autoSpaceDE w:val="0"/>
-        <w:autoSpaceDN w:val="0"/>
-        <w:adjustRightInd w:val="0"/>
-        <w:spacing w:after="0" w:line="208" w:lineRule="exact"/>
-        <w:jc w:val="both"/>
-        <w:rPr>
-          <w:rFonts w:ascii="Times New Roman" w:hAnsi="Times New Roman"/>
           <w:sz w:val="24"/>
           <w:szCs w:val="24"/>
         </w:rPr>
@@ -3325,7 +3080,7 @@
     </w:p>
     <w:p>
       <w:pPr>
-        <w:pStyle w:val="PargrafodaLista"/>
+        <w:pStyle w:val="ListParagraph"/>
         <w:spacing w:line="360" w:lineRule="auto"/>
         <w:ind w:left="426"/>
         <w:jc w:val="both"/>
@@ -3414,8 +3169,8 @@
       </w:r>
     </w:p>
     <w:sectPr>
-      <w:headerReference w:type="even" r:id="rId13"/>
-      <w:headerReference w:type="default" r:id="rId14"/>
+      <w:headerReference w:type="even" r:id="rId15"/>
+      <w:headerReference w:type="default" r:id="rId16"/>
       <w:pgSz w:w="11906" w:h="16838"/>
       <w:pgMar w:top="1417" w:right="1701" w:bottom="1417" w:left="1701" w:header="708" w:footer="708" w:gutter="0"/>
       <w:cols w:space="708"/>
@@ -5265,12 +5020,11 @@
       <w:lang w:eastAsia="pt-BR"/>
     </w:rPr>
   </w:style>
-  <w:style w:type="paragraph" w:styleId="Ttulo4">
+  <w:style w:type="paragraph" w:styleId="Heading4">
     <w:name w:val="heading 4"/>
     <w:basedOn w:val="Normal"/>
-    <w:link w:val="Ttulo4Char"/>
+    <w:link w:val="Heading4Char"/>
     <w:uiPriority w:val="9"/>
-    <w:semiHidden/>
     <w:unhideWhenUsed/>
     <w:qFormat/>
     <w:rsid w:val="00A373B6"/>
@@ -5286,13 +5040,13 @@
       <w:szCs w:val="24"/>
     </w:rPr>
   </w:style>
-  <w:style w:type="character" w:default="1" w:styleId="Fontepargpadro">
+  <w:style w:type="character" w:default="1" w:styleId="DefaultParagraphFont">
     <w:name w:val="Default Paragraph Font"/>
     <w:uiPriority w:val="1"/>
     <w:semiHidden/>
     <w:unhideWhenUsed/>
   </w:style>
-  <w:style w:type="table" w:default="1" w:styleId="Tabelanormal">
+  <w:style w:type="table" w:default="1" w:styleId="TableNormal">
     <w:name w:val="Normal Table"/>
     <w:uiPriority w:val="99"/>
     <w:semiHidden/>
@@ -5307,15 +5061,15 @@
       </w:tblCellMar>
     </w:tblPr>
   </w:style>
-  <w:style w:type="numbering" w:default="1" w:styleId="Semlista">
+  <w:style w:type="numbering" w:default="1" w:styleId="NoList">
     <w:name w:val="No List"/>
     <w:uiPriority w:val="99"/>
     <w:semiHidden/>
     <w:unhideWhenUsed/>
   </w:style>
-  <w:style w:type="table" w:styleId="Tabelacomgrade">
+  <w:style w:type="table" w:styleId="TableGrid">
     <w:name w:val="Table Grid"/>
-    <w:basedOn w:val="Tabelanormal"/>
+    <w:basedOn w:val="TableNormal"/>
     <w:uiPriority w:val="59"/>
     <w:rsid w:val="00494BFF"/>
     <w:pPr>
@@ -5332,10 +5086,10 @@
       </w:tblBorders>
     </w:tblPr>
   </w:style>
-  <w:style w:type="paragraph" w:styleId="Textodebalo">
+  <w:style w:type="paragraph" w:styleId="BalloonText">
     <w:name w:val="Balloon Text"/>
     <w:basedOn w:val="Normal"/>
-    <w:link w:val="TextodebaloChar"/>
+    <w:link w:val="BalloonTextChar"/>
     <w:uiPriority w:val="99"/>
     <w:semiHidden/>
     <w:unhideWhenUsed/>
@@ -5349,10 +5103,10 @@
       <w:szCs w:val="16"/>
     </w:rPr>
   </w:style>
-  <w:style w:type="character" w:customStyle="1" w:styleId="TextodebaloChar">
-    <w:name w:val="Texto de balão Char"/>
-    <w:basedOn w:val="Fontepargpadro"/>
-    <w:link w:val="Textodebalo"/>
+  <w:style w:type="character" w:customStyle="1" w:styleId="BalloonTextChar">
+    <w:name w:val="Balloon Text Char"/>
+    <w:basedOn w:val="DefaultParagraphFont"/>
+    <w:link w:val="BalloonText"/>
     <w:uiPriority w:val="99"/>
     <w:semiHidden/>
     <w:rsid w:val="00494BFF"/>
@@ -5363,9 +5117,9 @@
       <w:lang w:eastAsia="pt-BR"/>
     </w:rPr>
   </w:style>
-  <w:style w:type="character" w:styleId="TextodoEspaoReservado">
+  <w:style w:type="character" w:styleId="PlaceholderText">
     <w:name w:val="Placeholder Text"/>
-    <w:basedOn w:val="Fontepargpadro"/>
+    <w:basedOn w:val="DefaultParagraphFont"/>
     <w:uiPriority w:val="99"/>
     <w:semiHidden/>
     <w:rsid w:val="00494BFF"/>
@@ -5373,7 +5127,7 @@
       <w:color w:val="808080"/>
     </w:rPr>
   </w:style>
-  <w:style w:type="paragraph" w:styleId="PargrafodaLista">
+  <w:style w:type="paragraph" w:styleId="ListParagraph">
     <w:name w:val="List Paragraph"/>
     <w:basedOn w:val="Normal"/>
     <w:uiPriority w:val="34"/>
@@ -5384,10 +5138,10 @@
       <w:contextualSpacing/>
     </w:pPr>
   </w:style>
-  <w:style w:type="paragraph" w:styleId="Cabealho">
+  <w:style w:type="paragraph" w:styleId="Header">
     <w:name w:val="header"/>
     <w:basedOn w:val="Normal"/>
-    <w:link w:val="CabealhoChar"/>
+    <w:link w:val="HeaderChar"/>
     <w:uiPriority w:val="99"/>
     <w:unhideWhenUsed/>
     <w:rsid w:val="00577CEE"/>
@@ -5399,10 +5153,10 @@
       <w:spacing w:after="0" w:line="240" w:lineRule="auto"/>
     </w:pPr>
   </w:style>
-  <w:style w:type="character" w:customStyle="1" w:styleId="CabealhoChar">
-    <w:name w:val="Cabeçalho Char"/>
-    <w:basedOn w:val="Fontepargpadro"/>
-    <w:link w:val="Cabealho"/>
+  <w:style w:type="character" w:customStyle="1" w:styleId="HeaderChar">
+    <w:name w:val="Header Char"/>
+    <w:basedOn w:val="DefaultParagraphFont"/>
+    <w:link w:val="Header"/>
     <w:uiPriority w:val="99"/>
     <w:rsid w:val="00577CEE"/>
     <w:rPr>
@@ -5410,10 +5164,10 @@
       <w:lang w:eastAsia="pt-BR"/>
     </w:rPr>
   </w:style>
-  <w:style w:type="paragraph" w:styleId="Rodap">
+  <w:style w:type="paragraph" w:styleId="Footer">
     <w:name w:val="footer"/>
     <w:basedOn w:val="Normal"/>
-    <w:link w:val="RodapChar"/>
+    <w:link w:val="FooterChar"/>
     <w:uiPriority w:val="99"/>
     <w:unhideWhenUsed/>
     <w:rsid w:val="00577CEE"/>
@@ -5425,10 +5179,10 @@
       <w:spacing w:after="0" w:line="240" w:lineRule="auto"/>
     </w:pPr>
   </w:style>
-  <w:style w:type="character" w:customStyle="1" w:styleId="RodapChar">
-    <w:name w:val="Rodapé Char"/>
-    <w:basedOn w:val="Fontepargpadro"/>
-    <w:link w:val="Rodap"/>
+  <w:style w:type="character" w:customStyle="1" w:styleId="FooterChar">
+    <w:name w:val="Footer Char"/>
+    <w:basedOn w:val="DefaultParagraphFont"/>
+    <w:link w:val="Footer"/>
     <w:uiPriority w:val="99"/>
     <w:rsid w:val="00577CEE"/>
     <w:rPr>
@@ -5438,7 +5192,7 @@
   </w:style>
   <w:style w:type="character" w:styleId="Hyperlink">
     <w:name w:val="Hyperlink"/>
-    <w:basedOn w:val="Fontepargpadro"/>
+    <w:basedOn w:val="DefaultParagraphFont"/>
     <w:uiPriority w:val="99"/>
     <w:semiHidden/>
     <w:unhideWhenUsed/>
@@ -5448,9 +5202,9 @@
       <w:u w:val="single"/>
     </w:rPr>
   </w:style>
-  <w:style w:type="character" w:styleId="Forte">
+  <w:style w:type="character" w:styleId="Strong">
     <w:name w:val="Strong"/>
-    <w:basedOn w:val="Fontepargpadro"/>
+    <w:basedOn w:val="DefaultParagraphFont"/>
     <w:uiPriority w:val="22"/>
     <w:qFormat/>
     <w:rsid w:val="00B61021"/>
@@ -5459,12 +5213,11 @@
       <w:bCs/>
     </w:rPr>
   </w:style>
-  <w:style w:type="character" w:customStyle="1" w:styleId="Ttulo4Char">
-    <w:name w:val="Título 4 Char"/>
-    <w:basedOn w:val="Fontepargpadro"/>
-    <w:link w:val="Ttulo4"/>
+  <w:style w:type="character" w:customStyle="1" w:styleId="Heading4Char">
+    <w:name w:val="Heading 4 Char"/>
+    <w:basedOn w:val="DefaultParagraphFont"/>
+    <w:link w:val="Heading4"/>
     <w:uiPriority w:val="9"/>
-    <w:semiHidden/>
     <w:rsid w:val="00A373B6"/>
     <w:rPr>
       <w:rFonts w:ascii="Times New Roman" w:eastAsia="Times New Roman" w:hAnsi="Times New Roman" w:cs="Times New Roman"/>
